--- a/documents/13-riverview-phi-logging-sop.docx
+++ b/documents/13-riverview-phi-logging-sop.docx
@@ -10103,7 +10103,7 @@
         <w:pStyle w:val="Heading1"/>
       </w:pPr>
       <w:r>
-        <w:t>Working remainder for RVH-SOP-2021-009</w:t>
+        <w:t>Open work after July 19, 2021</w:t>
       </w:r>
     </w:p>
     <w:p>
@@ -10117,7 +10117,7 @@
           <w:color w:val="222222"/>
           <w:sz w:val="24"/>
         </w:rPr>
-        <w:t>The front of PHI in logs, traces, and support dumps is the document. This remainder is the leftover a colleague still trips on: named people, named boxes, named tickets, and the work I still owe after July 19, 2021. It is not a second log and it is not a stack of exhibits with the same stub. If a paragraph fights the decision in the front, strike the paragraph.</w:t>
+        <w:t>What follows is leftover work from PHI in logs, traces, and support dumps: named people, named boxes, named tickets, and the items I still owe. If a paragraph fights the decision in the front of RVH-SOP-2021-009, strike the paragraph.</w:t>
       </w:r>
     </w:p>
     <w:p>
@@ -10271,7 +10271,7 @@
           <w:color w:val="222222"/>
           <w:sz w:val="24"/>
         </w:rPr>
-        <w:t>I will not put a cleanup PR that renames a field on a wiki that drifts. RVH-1903 and this file are the record. If Kavya Menon needs a diagram, they get a permalink, not a photo of a whiteboard. riverview.example stays out of the diagram title. If a new engineer asks where the leftover lives, I point here. I do not point at a Slack pin from July 19, 2021. Client Riverview.</w:t>
+        <w:t>I will not put a cleanup PR that renames a field on a wiki that drifts. RVH-1903 and this file are the record. If Kavya Menon needs a diagram, they get a permalink, not a photo of a whiteboard. riverview.example stays out of the diagram title. If a new engineer asks where the leftover lives, I point here. I do not point at a Slack pin from July 19, 2021.</w:t>
       </w:r>
     </w:p>
     <w:p>
@@ -12615,7 +12615,7 @@
           <w:color w:val="222222"/>
           <w:sz w:val="24"/>
         </w:rPr>
-        <w:t>People who were absent still get a usable remainder, not a transcript. Northstar Slack gets the decision, the refuse, and the date. They do not get a reconstruction of who raised their voice. If they object, they object on RVH-MAIN. Client Riverview. Author Aman Kumar.</w:t>
+        <w:t>People who were absent still get a usable remainder, not a transcript. Northstar Slack gets the decision, the refuse, and the date. They do not get a reconstruction of who raised their voice. If they object, they object on RVH-MAIN.</w:t>
       </w:r>
     </w:p>
     <w:p>
@@ -13660,7 +13660,7 @@
           <w:color w:val="222222"/>
           <w:sz w:val="24"/>
         </w:rPr>
-        <w:t>If you are implementing, keep the rejected alternative dead. If you are on-call, start read-only. If you are Kavya Menon, the ask is unchanged: pick the path in the main body or send it back with a named objection. Sample I would still defend: 202 rows, 15 minutes, freeze respected. Strike this remainder if it ever fights the decision callout. Author Aman Kumar. Client Riverview.</w:t>
+        <w:t>If you are implementing, keep the rejected alternative dead. If you are on-call, start read-only. If you are Kavya Menon, the ask is unchanged: pick the path in the main body or send it back with a named objection. Sample I would still defend: 202 rows, 15 minutes, freeze respected. Strike this section if it ever fights the decision callout.</w:t>
       </w:r>
     </w:p>
     <w:p>
@@ -13674,7 +13674,7 @@
           <w:color w:val="222222"/>
           <w:sz w:val="24"/>
         </w:rPr>
-        <w:t>This heading is the reopen rule, not a promise that nothing follows. If we still need words after the bank, they are named leftovers, not another copy of the same stub. averaging QPS instead of testing the close is done as a heading when On June closes RVH-1928 or writes a new date.</w:t>
+        <w:t>This heading is the reopen rule. averaging QPS instead of testing the close is done when On June closes RVH-1928 or writes a new date.</w:t>
       </w:r>
     </w:p>
     <w:p>
@@ -14826,7 +14826,7 @@
           <w:color w:val="222222"/>
           <w:sz w:val="24"/>
         </w:rPr>
-        <w:t>I am out of new section shapes. What follows is leftover owners and tickets already in this file, written so a colleague can act. I will not invent another exhibit format to fill a page budget.</w:t>
+        <w:t>Owners and tickets still attached to RVH-SOP-2021-009, written so a colleague can act without hunting Slack. Close is a decision, a refuse, or a new date.</w:t>
       </w:r>
     </w:p>
     <w:p>
@@ -14840,7 +14840,7 @@
           <w:color w:val="222222"/>
           <w:sz w:val="24"/>
         </w:rPr>
-        <w:t>RVH-1903 still sits with Kavya Menon. Host riverview.example. Due July 30, 2021 unless they write a new date. Close is a decision, a refuse, or that date. I will not accept a status dump. Front-matter number I am not re-arguing: 29. If this leftover is done, Kavya Menon marks RVH-1903 done. Aman Kumar will not keep a shadow list. Client Riverview.</w:t>
+        <w:t>RVH-1903 still sits with Kavya Menon. Host riverview.example. Due July 30, 2021 unless they write a new date. Close is a decision, a refuse, or that date. I will not accept a status dump. Front-matter number I am not re-arguing: 29. If this leftover is done, Kavya Menon marks RVH-1903 done. Aman Kumar will not keep a shadow list.</w:t>
       </w:r>
     </w:p>
     <w:p>
@@ -14938,7 +14938,7 @@
           <w:color w:val="222222"/>
           <w:sz w:val="24"/>
         </w:rPr>
-        <w:t>Stop leftover: RVH-1928 is not a twin of RVH-MAIN. Keep one thread. Sneha Iyer on otel-rvh.northstar.example. If this paragraph fights the front of RVH-SOP-2021-009, strike it. Due August 13, 2021. Client Riverview.</w:t>
+        <w:t>Stop leftover: RVH-1928 is not a twin of RVH-MAIN. Keep one thread. Sneha Iyer on otel-rvh.northstar.example. If this paragraph fights the front of RVH-SOP-2021-009, strike it. Due August 13, 2021.</w:t>
       </w:r>
     </w:p>
     <w:p>
@@ -14952,7 +14952,7 @@
           <w:color w:val="222222"/>
           <w:sz w:val="24"/>
         </w:rPr>
-        <w:t>RVH-MAIN still sits with Nate Okonkwo. Host grafana.northstar.example. Due August 15, 2021 unless they write a new date. Close is a decision, a refuse, or that date. I will not accept a status dump. Front-matter number I am not re-arguing: 1903. If this leftover is done, Nate Okonkwo marks RVH-MAIN done. Aman Kumar will not keep a shadow list. Client Riverview.</w:t>
+        <w:t>RVH-MAIN still sits with Nate Okonkwo. Host grafana.northstar.example. Due August 15, 2021 unless they write a new date. Close is a decision, a refuse, or that date. I will not accept a status dump. Front-matter number I am not re-arguing: 1903. If this leftover is done, Nate Okonkwo marks RVH-MAIN done. Aman Kumar will not keep a shadow list.</w:t>
       </w:r>
     </w:p>
     <w:p>
